--- a/resumes/fatima_khan.docx
+++ b/resumes/fatima_khan.docx
@@ -12,12 +12,12 @@
     </w:p>
     <w:p>
       <w:r>
-        <w:t>Platform Engineer</w:t>
+        <w:t>DevOps Engineer</w:t>
       </w:r>
     </w:p>
     <w:p>
       <w:r>
-        <w:t>Pune, India | fatima.khan@example.com | +1-555-0122</w:t>
+        <w:t>Seattle, WA | fatima.khan@example.com | +1-555-0122</w:t>
       </w:r>
     </w:p>
     <w:p>
@@ -30,7 +30,7 @@
     </w:p>
     <w:p>
       <w:r>
-        <w:t>Platform Engineer with 6+ years of experience specialising in Kubernetes, Terraform, AWS. Track record of delivering reliable, measurable results in production systems.</w:t>
+        <w:t>DevOps Engineer with 6+ years of experience specialising in Kubernetes, Terraform, AWS. Track record of delivering reliable, measurable results in production systems.</w:t>
       </w:r>
     </w:p>
     <w:p>
@@ -43,7 +43,7 @@
     </w:p>
     <w:p>
       <w:r>
-        <w:t>Kubernetes, Terraform, AWS, Docker, CI/CD, Linux, GCP, Ansible, Python, Helm</w:t>
+        <w:t>Kubernetes, Terraform, AWS, Docker, CI/CD, Linux, Bash, Prometheus</w:t>
       </w:r>
     </w:p>
     <w:p>
@@ -56,7 +56,7 @@
     </w:p>
     <w:p>
       <w:r>
-        <w:t>DevOps Engineer, Streamline (2025 - Present)</w:t>
+        <w:t>Site Reliability Engineer, BlueRiver Systems (2022 - Present)</w:t>
       </w:r>
     </w:p>
     <w:p>
@@ -64,7 +64,7 @@
         <w:pStyle w:val="ListBullet"/>
       </w:pPr>
       <w:r>
-        <w:t>Automated Kubernetes infrastructure with Linux, cutting provisioning time 50%.</w:t>
+        <w:t>Automated Prometheus infrastructure with Kubernetes, cutting provisioning time 50%.</w:t>
       </w:r>
     </w:p>
     <w:p>
@@ -72,12 +72,12 @@
         <w:pStyle w:val="ListBullet"/>
       </w:pPr>
       <w:r>
-        <w:t>Built Kubernetes observability dashboards reducing MTTR 20%.</w:t>
+        <w:t>Ran 30+ AWS clusters with GitOps-driven deployments.</w:t>
       </w:r>
     </w:p>
     <w:p>
       <w:r>
-        <w:t>DevOps Engineer, Vertex Logistics (2020 - 2025)</w:t>
+        <w:t>DevOps Engineer, AppWorks (2020 - 2022)</w:t>
       </w:r>
     </w:p>
     <w:p>
@@ -85,7 +85,7 @@
         <w:pStyle w:val="ListBullet"/>
       </w:pPr>
       <w:r>
-        <w:t>Cut deployment lead time 30% by rebuilding Helm pipelines.</w:t>
+        <w:t>Automated CI/CD infrastructure with Docker, cutting provisioning time 20%.</w:t>
       </w:r>
     </w:p>
     <w:p>
@@ -93,7 +93,7 @@
         <w:pStyle w:val="ListBullet"/>
       </w:pPr>
       <w:r>
-        <w:t>Automated AWS infrastructure with Python, cutting provisioning time 30%.</w:t>
+        <w:t>Cut deployment lead time 60% by rebuilding Prometheus pipelines.</w:t>
       </w:r>
     </w:p>
     <w:p>
@@ -106,7 +106,7 @@
     </w:p>
     <w:p>
       <w:r>
-        <w:t>Self-Service Platform: Python modules enabling one-click environments.</w:t>
+        <w:t>Self-Service Platform: CI/CD modules enabling one-click environments.</w:t>
       </w:r>
     </w:p>
     <w:p>
@@ -119,23 +119,7 @@
     </w:p>
     <w:p>
       <w:r>
-        <w:t>B.Sc. in Computer Science, National Institute of Technology (2020)</w:t>
-      </w:r>
-    </w:p>
-    <w:p>
-      <w:pPr>
-        <w:pStyle w:val="Heading1"/>
-      </w:pPr>
-      <w:r>
-        <w:t>LICENSES &amp; CERTIFICATIONS</w:t>
-      </w:r>
-    </w:p>
-    <w:p>
-      <w:pPr>
-        <w:pStyle w:val="ListBullet"/>
-      </w:pPr>
-      <w:r>
-        <w:t>AWS Certified Solutions Architect - Associate</w:t>
+        <w:t>B.Sc. in Information Systems, Tech Institute of Engineering (2020)</w:t>
       </w:r>
     </w:p>
     <w:sectPr>
